--- a/daily-reports/2026-10-01/report.docx
+++ b/daily-reports/2026-10-01/report.docx
@@ -28,28 +28,28 @@
         <w:pStyle w:val="Heading2"/>
       </w:pPr>
       <w:r>
-        <w:t>1. KKKKhazix/AIHOT  ⭐ 4,210</w:t>
+        <w:t>1. KKKKhazix/AIHOT  ⭐ 4,218</w:t>
       </w:r>
     </w:p>
     <w:p>
       <w:r>
-        <w:t>语言：TypeScript ｜ Stars：4,210 ｜ Forks：1,220</w:t>
+        <w:t>语言：TypeScript ｜ Stars：4,218 ｜ Forks：1,223</w:t>
         <w:br/>
       </w:r>
       <w:r>
-        <w:t>这是什么：这是一个能自动帮你搜集行业热点并生成日报的网站框架。你只需要把里面的信息来源和筛选标准换成你自己的，它就能变成你的专属行业热点站。</w:t>
+        <w:t>这是什么：这是一个能自动帮你找热点、写日报的网站框架。你只需要把里面的信息来源和挑选标准换成你自己关注的，它就能变成你专属的行业热点站。</w:t>
         <w:br/>
       </w:r>
       <w:r>
-        <w:t>能用来做什么：适合用来搭建个人或团队的行业资讯站，自动追踪最新动态并生成每日摘要，节省手动搜索和整理的时间。</w:t>
+        <w:t>能用来做什么：你可以用它来搭建一个自动追踪某个行业最新动态并生成每日摘要的网站，比如科技、金融或娱乐新闻。</w:t>
         <w:br/>
       </w:r>
       <w:r>
-        <w:t>适用领域：新闻聚合、行业情报、内容运营、自媒体</w:t>
+        <w:t>适用领域：新闻聚合、行业情报、内容创作、网站开发</w:t>
         <w:br/>
       </w:r>
       <w:r>
-        <w:t>对新手有什么帮助：如果你想学习如何用代码自动抓取和整理信息，这个项目是一个很好的起点，即使不懂编程也能参考它的思路。</w:t>
+        <w:t>对新手有什么帮助：适合想学习如何自动收集和整理信息的新手，能直接帮你省去手动搜索和编写日报的麻烦。</w:t>
         <w:br/>
       </w:r>
       <w:r>
@@ -61,28 +61,28 @@
         <w:pStyle w:val="Heading2"/>
       </w:pPr>
       <w:r>
-        <w:t>2. feder-cr/dots  ⭐ 1,956</w:t>
+        <w:t>2. feder-cr/dots  ⭐ 1,961</w:t>
       </w:r>
     </w:p>
     <w:p>
       <w:r>
-        <w:t>语言：Python ｜ Stars：1,956 ｜ Forks：321</w:t>
+        <w:t>语言：Python ｜ Stars：1,961 ｜ Forks：321</w:t>
         <w:br/>
       </w:r>
       <w:r>
-        <w:t>这是什么：这是一个开源的网页版AI助手，它自带浏览器，可以像真人一样上网操作，而且不容易被网站屏蔽。</w:t>
+        <w:t>这是什么：这是一个开源的网页AI助手，它自带浏览器，可以像人一样上网操作，而且不容易被网站屏蔽。</w:t>
         <w:br/>
       </w:r>
       <w:r>
-        <w:t>能用来做什么：可以用来自动完成需要登录或交互的网页任务，比如自动填写表单、抓取动态内容，或者模拟用户行为进行测试。</w:t>
+        <w:t>能用来做什么：你可以用它来自动完成一些网页任务，比如自动填写表单、抓取数据或者模拟用户操作。</w:t>
         <w:br/>
       </w:r>
       <w:r>
-        <w:t>适用领域：网页自动化、数据采集、AI代理、测试</w:t>
+        <w:t>适用领域：网页自动化、数据采集、AI应用、爬虫开发</w:t>
         <w:br/>
       </w:r>
       <w:r>
-        <w:t>对新手有什么帮助：如果你想了解AI如何模拟人类操作浏览器，这个项目提供了完整的代码示例，适合对自动化感兴趣的新手学习。</w:t>
+        <w:t>对新手有什么帮助：适合对AI和网页自动化感兴趣的新手，能让你轻松实现一些原本需要编程才能完成的网页操作。</w:t>
         <w:br/>
       </w:r>
       <w:r>
@@ -94,28 +94,28 @@
         <w:pStyle w:val="Heading2"/>
       </w:pPr>
       <w:r>
-        <w:t>3. dzhng/jevgrep  ⭐ 1,922</w:t>
+        <w:t>3. dzhng/jevgrep  ⭐ 1,925</w:t>
       </w:r>
     </w:p>
     <w:p>
       <w:r>
-        <w:t>语言：TypeScript ｜ Stars：1,922 ｜ Forks：128</w:t>
+        <w:t>语言：TypeScript ｜ Stars：1,925 ｜ Forks：128</w:t>
         <w:br/>
       </w:r>
       <w:r>
-        <w:t>这是什么：这是一个命令行工具，让你通过描述代码的功能来查找代码，而不是靠文件名或关键词。它利用Jev来发现相关的文件和源代码上下文。</w:t>
+        <w:t>这是什么：这是一个命令行工具，让你通过描述代码的功能来查找代码。它使用Jev来发现相关文件和源代码上下文。</w:t>
         <w:br/>
       </w:r>
       <w:r>
-        <w:t>能用来做什么：当你不记得函数名或变量名，但知道代码大概在做什么时，可以用它快速定位到相关代码，特别适合在大型项目中搜索。</w:t>
+        <w:t>能用来做什么：当你不记得函数名或变量名，只记得代码是做什么的时候，可以用它快速找到对应的代码片段。</w:t>
         <w:br/>
       </w:r>
       <w:r>
-        <w:t>适用领域：软件开发、代码搜索、编程辅助、AI编程</w:t>
+        <w:t>适用领域：代码搜索、软件开发、编程辅助、AI编程</w:t>
         <w:br/>
       </w:r>
       <w:r>
-        <w:t>对新手有什么帮助：对于刚接触编程的人，这个工具能帮你更快理解项目结构，通过功能描述找到代码，降低阅读源码的难度。</w:t>
+        <w:t>对新手有什么帮助：适合编程新手，能帮你更快地理解和查找代码，提高开发效率。</w:t>
         <w:br/>
       </w:r>
       <w:r>
@@ -127,28 +127,28 @@
         <w:pStyle w:val="Heading2"/>
       </w:pPr>
       <w:r>
-        <w:t>4. Louis-CFM/coucou  ⭐ 1,743</w:t>
+        <w:t>4. Louis-CFM/coucou  ⭐ 1,766</w:t>
       </w:r>
     </w:p>
     <w:p>
       <w:r>
-        <w:t>语言：Swift ｜ Stars：1,743 ｜ Forks：221</w:t>
+        <w:t>语言：Swift ｜ Stars：1,766 ｜ Forks：226</w:t>
         <w:br/>
       </w:r>
       <w:r>
-        <w:t>这是什么：这是一个小工具，它住在你的Mac电脑的刘海区域（或Windows电脑屏幕顶部），帮你盯着Claude Code的运行状态。</w:t>
+        <w:t>这是什么：这是一个小工具，它住在你的Mac电脑的刘海区域（或Windows电脑屏幕顶部），帮你盯着你的Claude Code会话。</w:t>
         <w:br/>
       </w:r>
       <w:r>
-        <w:t>能用来做什么：当你使用Claude Code进行编程时，它会在屏幕顶部显示当前会话的状态，让你随时知道AI在做什么，不用切换窗口。</w:t>
+        <w:t>能用来做什么：当你使用Claude Code进行编程时，它可以实时显示会话状态，让你随时了解进度。</w:t>
         <w:br/>
       </w:r>
       <w:r>
-        <w:t>适用领域：编程辅助、AI工具、效率提升、Mac/Windows应用</w:t>
+        <w:t>适用领域：编程辅助、开发工具、AI编程、效率工具</w:t>
         <w:br/>
       </w:r>
       <w:r>
-        <w:t>对新手有什么帮助：如果你经常用AI辅助编程，这个小工具能让你更直观地了解AI的工作进度，提升使用体验。</w:t>
+        <w:t>对新手有什么帮助：适合使用Claude Code的开发者，能让你更方便地监控编程会话，提升工作效率。</w:t>
         <w:br/>
       </w:r>
       <w:r>
@@ -160,28 +160,28 @@
         <w:pStyle w:val="Heading2"/>
       </w:pPr>
       <w:r>
-        <w:t>5. firelex/jeff  ⭐ 1,212</w:t>
+        <w:t>5. firelex/jeff  ⭐ 1,214</w:t>
       </w:r>
     </w:p>
     <w:p>
       <w:r>
-        <w:t>语言：Python ｜ Stars：1,212 ｜ Forks：52</w:t>
+        <w:t>语言：Python ｜ Stars：1,214 ｜ Forks：52</w:t>
         <w:br/>
       </w:r>
       <w:r>
-        <w:t>这是什么：这个项目提供了对Qwen3.5和Gemma 4两个AI模型的微调版本，专门用于零样本分类任务。</w:t>
+        <w:t>这是什么：这是对Qwen3.5和Gemma 4模型进行微调后的版本，专门用于零样本分类任务。</w:t>
         <w:br/>
       </w:r>
       <w:r>
-        <w:t>能用来做什么：你可以用它来对文本、图像等进行自动分类，即使没有训练数据，模型也能根据你的描述进行分类。</w:t>
+        <w:t>能用来做什么：你可以用它来对文本、图像等进行自动分类，即使没有训练数据也能直接使用。</w:t>
         <w:br/>
       </w:r>
       <w:r>
-        <w:t>适用领域：AI模型、文本分类、图像分类、机器学习</w:t>
+        <w:t>适用领域：机器学习、自然语言处理、图像分类、AI研究</w:t>
         <w:br/>
       </w:r>
       <w:r>
-        <w:t>对新手有什么帮助：如果你想学习如何微调大模型并应用于分类任务，这个项目提供了现成的代码和模型，适合AI初学者实践。</w:t>
+        <w:t>对新手有什么帮助：适合对AI分类感兴趣的新手，能让你快速体验零样本分类的强大能力，无需从头训练模型。</w:t>
         <w:br/>
       </w:r>
       <w:r>
@@ -220,7 +220,7 @@
       </w:r>
       <w:r>
         <w:br/>
-        <w:t>摘要：斯坦福CS240课程回顾了AI作弊事件，探讨了学术诚信在AI时代的挑战。这反映了教育界如何应对学生滥用AI工具的问题。</w:t>
+        <w:t>摘要：斯坦福 CS240 课程回顾了学生利用 AI 作弊的事件，探讨了生成式 AI 对学术诚信和计算机教育评估方式的冲击。</w:t>
       </w:r>
     </w:p>
     <w:p>
@@ -231,7 +231,7 @@
         <w:t>Reddit is putting more limits on old.reddit.com</w:t>
       </w:r>
       <w:r>
-        <w:t>（👍 50）</w:t>
+        <w:t>（👍 51）</w:t>
       </w:r>
       <w:r>
         <w:br/>
@@ -239,7 +239,7 @@
       </w:r>
       <w:r>
         <w:br/>
-        <w:t>摘要：Reddit对旧版界面old.reddit.com施加更多限制，可能推动用户转向新版或官方应用。这引发了用户对平台自由度和体验的担忧。</w:t>
+        <w:t>摘要：Reddit 进一步限制旧版界面 old.reddit.com 的访问，反映出平台在推动用户迁移到新版、加强商业化与内容管控上的持续努力。</w:t>
       </w:r>
     </w:p>
     <w:p>
@@ -263,7 +263,7 @@
       </w:r>
       <w:r>
         <w:br/>
-        <w:t>摘要：arXiv论文提出半事实信用增强策略优化方法，用于改进强化学习中的信用分配。该方法可能提升多智能体系统的学习效率。</w:t>
+        <w:t>摘要：该论文提出一种半事实信用增强策略优化方法，用于提升强化学习中的信用分配效率，值得关注其在复杂决策任务上的改进潜力。</w:t>
       </w:r>
     </w:p>
     <w:p>
@@ -287,7 +287,7 @@
       </w:r>
       <w:r>
         <w:br/>
-        <w:t>摘要：OpenAI推理研究负责人访谈指出，数学推理只是多智能体时代的起点，未来AI将解决更复杂问题。这揭示了AI推理能力的发展方向。</w:t>
+        <w:t>摘要：OpenAI 推理方向负责人接受访谈，认为数学推理只是多智能体时代的起点，暗示未来 AI 将在更广泛的协作与推理场景中发挥关键作用。</w:t>
       </w:r>
     </w:p>
     <w:p>
@@ -311,7 +311,7 @@
       </w:r>
       <w:r>
         <w:br/>
-        <w:t>摘要：AMD以550亿美元收购世界模型公司，苏姿丰与李飞飞合作，旨在增强AI计算能力。这标志着AI硬件与模型整合的重大举措。</w:t>
+        <w:t>摘要：AMD 以 550 亿美元收购世界模型相关公司，苏姿丰与李飞飞同台，标志着芯片巨头加速布局 AI 基础模型与物理世界模拟能力。</w:t>
       </w:r>
     </w:p>
     <w:sectPr>
